--- a/Ideas.docx
+++ b/Ideas.docx
@@ -4,788 +4,249 @@
   <w:body>
     <w:p>
       <w:pPr>
-        <w:pStyle w:val="Ttulo1"/>
+        <w:pStyle w:val="Heading1"/>
+        <w:rPr>
+          <w:b w:val="0"/>
+          <w:bCs/>
+        </w:rPr>
       </w:pPr>
       <w:r>
+        <w:rPr>
+          <w:b w:val="0"/>
+          <w:bCs/>
+        </w:rPr>
         <w:t>Ideas</w:t>
+      </w:r>
+      <w:r>
+        <w:rPr>
+          <w:b w:val="0"/>
+          <w:bCs/>
+        </w:rPr>
+        <w:t xml:space="preserve"> (in order of preference)</w:t>
+      </w:r>
+    </w:p>
+    <w:p>
+      <w:pPr>
+        <w:rPr>
+          <w:bCs/>
+        </w:rPr>
+      </w:pPr>
+    </w:p>
+    <w:p>
+      <w:pPr>
+        <w:pStyle w:val="Heading1"/>
+      </w:pPr>
+      <w:r>
+        <w:t>Idea 1: IoT Environmental Monitoring System</w:t>
       </w:r>
     </w:p>
     <w:p/>
     <w:p>
+      <w:pPr>
+        <w:numPr>
+          <w:ilvl w:val="0"/>
+          <w:numId w:val="8"/>
+        </w:numPr>
+        <w:rPr>
+          <w:bCs/>
+        </w:rPr>
+      </w:pPr>
       <w:r>
         <w:rPr>
-          <w:b/>
           <w:bCs/>
         </w:rPr>
-        <w:t>1. Smart Server Rack Cooling (Refrigeración Inteligente de Racks en la Nube)</w:t>
+        <w:t>System Architecture: The MSP430 microcontroller continuously samples ambient temperature and humidity metrics within a high-density server rack enclosure.</w:t>
       </w:r>
     </w:p>
     <w:p>
       <w:pPr>
         <w:numPr>
           <w:ilvl w:val="0"/>
-          <w:numId w:val="1"/>
+          <w:numId w:val="8"/>
         </w:numPr>
+        <w:rPr>
+          <w:bCs/>
+        </w:rPr>
       </w:pPr>
       <w:r>
         <w:rPr>
-          <w:b/>
           <w:bCs/>
         </w:rPr>
-        <w:t>Funcionamiento:</w:t>
-      </w:r>
-      <w:r>
-        <w:t xml:space="preserve"> El MSP430 lee la temperatura de un servidor simulado y envía los datos a la nube por MQTT.</w:t>
+        <w:t>Cloud Telemetry &amp; Processing: Data is transmitted via MQTT to a remote cloud broker. The cloud infrastructure evaluates the environmental state against predefined safe operating thresholds to detect thermal anomalies or moisture risks (such as electrostatic discharge or condensation).</w:t>
       </w:r>
     </w:p>
     <w:p>
       <w:pPr>
         <w:numPr>
           <w:ilvl w:val="0"/>
-          <w:numId w:val="1"/>
+          <w:numId w:val="8"/>
         </w:numPr>
+        <w:rPr>
+          <w:bCs/>
+        </w:rPr>
       </w:pPr>
       <w:r>
         <w:rPr>
-          <w:b/>
           <w:bCs/>
         </w:rPr>
-        <w:t>Procesamiento:</w:t>
-      </w:r>
-      <w:r>
-        <w:t xml:space="preserve"> La plataforma en la nube analiza la curva térmica. Si detecta exceso de calor, envía un comando de vuelta al microcontrolador.</w:t>
+        <w:t>Automated Actuation: Upon detecting critical environmental levels, the cloud issues a control payload back to the edge device. The MSP430 receives this command and dynamically adjusts the cooling fan speeds using Pulse Width Modulation (PWM).</w:t>
       </w:r>
     </w:p>
     <w:p>
       <w:pPr>
-        <w:numPr>
-          <w:ilvl w:val="0"/>
-          <w:numId w:val="1"/>
-        </w:numPr>
-      </w:pPr>
-      <w:r>
         <w:rPr>
-          <w:b/>
           <w:bCs/>
         </w:rPr>
-        <w:t>Actuación:</w:t>
-      </w:r>
-      <w:r>
-        <w:t xml:space="preserve"> El MSP430 recibe la orden y ajusta la velocidad de unos ventiladores de extracción mediante señales PWM.</w:t>
-      </w:r>
+      </w:pPr>
     </w:p>
     <w:p>
       <w:pPr>
-        <w:numPr>
-          <w:ilvl w:val="0"/>
-          <w:numId w:val="1"/>
-        </w:numPr>
+        <w:pStyle w:val="Heading1"/>
       </w:pPr>
       <w:r>
-        <w:rPr>
-          <w:b/>
-          <w:bCs/>
-        </w:rPr>
-        <w:t>Impresión 3D:</w:t>
-      </w:r>
-      <w:r>
-        <w:t xml:space="preserve"> Maqueta a escala de un conducto de ventilación de servidor que aloje los sensores y ventiladores.</w:t>
-      </w:r>
-    </w:p>
-    <w:p>
-      <w:r>
-        <w:rPr>
-          <w:b/>
-          <w:bCs/>
-        </w:rPr>
-        <w:t>2. Cloud-</w:t>
-      </w:r>
-      <w:proofErr w:type="spellStart"/>
-      <w:r>
-        <w:rPr>
-          <w:b/>
-          <w:bCs/>
-        </w:rPr>
-        <w:t>Managed</w:t>
-      </w:r>
-      <w:proofErr w:type="spellEnd"/>
-      <w:r>
-        <w:rPr>
-          <w:b/>
-          <w:bCs/>
-        </w:rPr>
-        <w:t xml:space="preserve"> </w:t>
-      </w:r>
-      <w:proofErr w:type="spellStart"/>
-      <w:r>
-        <w:rPr>
-          <w:b/>
-          <w:bCs/>
-        </w:rPr>
-        <w:t>Liquid</w:t>
-      </w:r>
-      <w:proofErr w:type="spellEnd"/>
-      <w:r>
-        <w:rPr>
-          <w:b/>
-          <w:bCs/>
-        </w:rPr>
-        <w:t xml:space="preserve"> Leak Shut-off (Gestión de Fugas de Líquido)</w:t>
-      </w:r>
-    </w:p>
-    <w:p>
-      <w:pPr>
-        <w:numPr>
-          <w:ilvl w:val="0"/>
-          <w:numId w:val="2"/>
-        </w:numPr>
-      </w:pPr>
-      <w:r>
-        <w:rPr>
-          <w:b/>
-          <w:bCs/>
-        </w:rPr>
-        <w:t>Funcionamiento:</w:t>
-      </w:r>
-      <w:r>
-        <w:t xml:space="preserve"> </w:t>
-      </w:r>
-      <w:r>
-        <w:t>e</w:t>
-      </w:r>
-      <w:r>
-        <w:t xml:space="preserve">l MSP430 utiliza un sensor de humedad para detectar fugas en los sistemas de refrigeración líquida de los servidores. </w:t>
-      </w:r>
-    </w:p>
-    <w:p>
-      <w:pPr>
-        <w:numPr>
-          <w:ilvl w:val="0"/>
-          <w:numId w:val="2"/>
-        </w:numPr>
-      </w:pPr>
-      <w:r>
-        <w:rPr>
-          <w:b/>
-          <w:bCs/>
-        </w:rPr>
-        <w:t>Procesamiento:</w:t>
-      </w:r>
-      <w:r>
-        <w:t xml:space="preserve"> El microcontrolador envía la alerta de agua a la nube. La nube registra el fallo de seguridad y devuelve un comando de emergencia. </w:t>
-      </w:r>
-    </w:p>
-    <w:p>
-      <w:pPr>
-        <w:numPr>
-          <w:ilvl w:val="0"/>
-          <w:numId w:val="2"/>
-        </w:numPr>
-      </w:pPr>
-      <w:r>
-        <w:rPr>
-          <w:b/>
-          <w:bCs/>
-        </w:rPr>
-        <w:t>Actuación:</w:t>
-      </w:r>
-      <w:r>
-        <w:t xml:space="preserve"> El MSP430 activa un relé mecánico que simula el cierre de la válvula principal de agua.</w:t>
-      </w:r>
-    </w:p>
-    <w:p>
-      <w:pPr>
-        <w:numPr>
-          <w:ilvl w:val="0"/>
-          <w:numId w:val="2"/>
-        </w:numPr>
-      </w:pPr>
-      <w:r>
-        <w:rPr>
-          <w:b/>
-          <w:bCs/>
-        </w:rPr>
-        <w:t>Impresión 3D:</w:t>
-      </w:r>
-      <w:r>
-        <w:t xml:space="preserve"> Bandeja de contención de líquidos y soportes de montaje para el sensor y la válvula simulada.</w:t>
-      </w:r>
-    </w:p>
-    <w:p>
-      <w:r>
-        <w:rPr>
-          <w:b/>
-          <w:bCs/>
-        </w:rPr>
-        <w:t xml:space="preserve">3. Smart Power Load </w:t>
-      </w:r>
-      <w:proofErr w:type="spellStart"/>
-      <w:r>
-        <w:rPr>
-          <w:b/>
-          <w:bCs/>
-        </w:rPr>
-        <w:t>Shedding</w:t>
-      </w:r>
-      <w:proofErr w:type="spellEnd"/>
-      <w:r>
-        <w:rPr>
-          <w:b/>
-          <w:bCs/>
-        </w:rPr>
-        <w:t xml:space="preserve"> (Desconexión Inteligente de Cargas)</w:t>
-      </w:r>
-    </w:p>
-    <w:p>
-      <w:pPr>
-        <w:numPr>
-          <w:ilvl w:val="0"/>
-          <w:numId w:val="3"/>
-        </w:numPr>
-      </w:pPr>
-      <w:r>
-        <w:rPr>
-          <w:b/>
-          <w:bCs/>
-        </w:rPr>
-        <w:t>Funcionamiento:</w:t>
-      </w:r>
-      <w:r>
-        <w:t xml:space="preserve"> Inspirado en la idea del relé de </w:t>
-      </w:r>
-      <w:proofErr w:type="spellStart"/>
-      <w:r>
-        <w:t>sobrecorriente</w:t>
-      </w:r>
-      <w:proofErr w:type="spellEnd"/>
-      <w:r>
-        <w:t xml:space="preserve">, el MSP430 mide el consumo eléctrico total del rack simulado. </w:t>
-      </w:r>
-    </w:p>
-    <w:p>
-      <w:pPr>
-        <w:numPr>
-          <w:ilvl w:val="0"/>
-          <w:numId w:val="3"/>
-        </w:numPr>
-      </w:pPr>
-      <w:r>
-        <w:rPr>
-          <w:b/>
-          <w:bCs/>
-        </w:rPr>
-        <w:t>Procesamiento:</w:t>
-      </w:r>
-      <w:r>
-        <w:t xml:space="preserve"> Los datos de corriente se envían a la nube. Si el sistema detecta una sobrecarga prolongada y peligrosa, el servidor toma la decisión de aligerar el consumo.</w:t>
-      </w:r>
-    </w:p>
-    <w:p>
-      <w:pPr>
-        <w:numPr>
-          <w:ilvl w:val="0"/>
-          <w:numId w:val="3"/>
-        </w:numPr>
-      </w:pPr>
-      <w:r>
-        <w:rPr>
-          <w:b/>
-          <w:bCs/>
-        </w:rPr>
-        <w:t>Actuación:</w:t>
-      </w:r>
-      <w:r>
-        <w:t xml:space="preserve"> La nube envía la orden de vuelta y el MSP430 abre relés secundarios para desconectar servidores no críticos (cargas simuladas), protegiendo la línea principal. </w:t>
-      </w:r>
-    </w:p>
-    <w:p>
-      <w:pPr>
-        <w:numPr>
-          <w:ilvl w:val="0"/>
-          <w:numId w:val="3"/>
-        </w:numPr>
-      </w:pPr>
-      <w:r>
-        <w:rPr>
-          <w:b/>
-          <w:bCs/>
-        </w:rPr>
-        <w:t>Impresión 3D:</w:t>
-      </w:r>
-      <w:r>
-        <w:t xml:space="preserve"> Carcasa industrial tipo cuadro eléctrico (carril DIN) para alojar toda la electrónica.</w:t>
+        <w:t>Idea 2: Cloud-Integrated Liquid Leak Detector</w:t>
       </w:r>
     </w:p>
     <w:p/>
     <w:p>
       <w:pPr>
+        <w:numPr>
+          <w:ilvl w:val="0"/>
+          <w:numId w:val="9"/>
+        </w:numPr>
         <w:rPr>
-          <w:b/>
           <w:bCs/>
-          <w:lang w:val="en-GB"/>
         </w:rPr>
       </w:pPr>
       <w:r>
         <w:rPr>
-          <w:b/>
           <w:bCs/>
-          <w:lang w:val="en-GB"/>
         </w:rPr>
-        <w:lastRenderedPageBreak/>
-        <w:t>Idea 1: IoT Smart Server Rack Cooling (Tu idea principal)</w:t>
+        <w:t>System Architecture: Designed for modern liquid-cooled data centres, the MSP430 interfaces with moisture sensors strategically placed near critical coolant lines or containment trays.</w:t>
       </w:r>
     </w:p>
     <w:p>
       <w:pPr>
         <w:numPr>
           <w:ilvl w:val="0"/>
-          <w:numId w:val="4"/>
+          <w:numId w:val="9"/>
         </w:numPr>
         <w:rPr>
-          <w:lang w:val="en-GB"/>
+          <w:bCs/>
         </w:rPr>
       </w:pPr>
       <w:r>
         <w:rPr>
-          <w:b/>
           <w:bCs/>
-          <w:lang w:val="en-GB"/>
         </w:rPr>
-        <w:t>How it works:</w:t>
-      </w:r>
-      <w:r>
-        <w:rPr>
-          <w:lang w:val="en-GB"/>
-        </w:rPr>
-        <w:t xml:space="preserve"> The MSP430 reads the temperature of a server rack.</w:t>
+        <w:t>Cloud Telemetry &amp; Processing: Upon detecting anomalous moisture, the edge system transmits a high-priority alert to the cloud via MQTT. The cloud logs the fault for maintenance tracking and immediately dispatches an emergency override command.</w:t>
       </w:r>
     </w:p>
     <w:p>
       <w:pPr>
         <w:numPr>
           <w:ilvl w:val="0"/>
-          <w:numId w:val="4"/>
+          <w:numId w:val="9"/>
         </w:numPr>
         <w:rPr>
-          <w:lang w:val="en-GB"/>
+          <w:bCs/>
         </w:rPr>
       </w:pPr>
       <w:r>
         <w:rPr>
-          <w:b/>
           <w:bCs/>
-          <w:lang w:val="en-GB"/>
         </w:rPr>
-        <w:t>The Cloud:</w:t>
-      </w:r>
-      <w:r>
-        <w:rPr>
-          <w:lang w:val="en-GB"/>
-        </w:rPr>
-        <w:t xml:space="preserve"> It sends the data to the cloud using MQTT. The cloud does the processing and decides if it is too hot.</w:t>
+        <w:t>Automated Actuation: The MSP430 processes the incoming command and triggers an isolation relay, simulating the mechanical closure of a localized emergency water valve to halt fluid flow.</w:t>
       </w:r>
     </w:p>
     <w:p>
       <w:pPr>
+        <w:rPr>
+          <w:bCs/>
+        </w:rPr>
+      </w:pPr>
+    </w:p>
+    <w:p>
+      <w:pPr>
+        <w:rPr>
+          <w:bCs/>
+        </w:rPr>
+      </w:pPr>
+    </w:p>
+    <w:p>
+      <w:pPr>
+        <w:rPr>
+          <w:bCs/>
+        </w:rPr>
+      </w:pPr>
+    </w:p>
+    <w:p>
+      <w:pPr>
+        <w:rPr>
+          <w:bCs/>
+        </w:rPr>
+      </w:pPr>
+    </w:p>
+    <w:p>
+      <w:pPr>
+        <w:pStyle w:val="Heading1"/>
+      </w:pPr>
+      <w:r>
+        <w:lastRenderedPageBreak/>
+        <w:t>Idea 3: Smart Power Load Shedding System</w:t>
+      </w:r>
+    </w:p>
+    <w:p/>
+    <w:p>
+      <w:pPr>
         <w:numPr>
           <w:ilvl w:val="0"/>
-          <w:numId w:val="4"/>
+          <w:numId w:val="10"/>
         </w:numPr>
         <w:rPr>
-          <w:lang w:val="en-GB"/>
+          <w:bCs/>
         </w:rPr>
       </w:pPr>
       <w:r>
         <w:rPr>
-          <w:b/>
           <w:bCs/>
-          <w:lang w:val="en-GB"/>
         </w:rPr>
-        <w:t>The Action:</w:t>
-      </w:r>
-      <w:r>
-        <w:rPr>
-          <w:lang w:val="en-GB"/>
-        </w:rPr>
-        <w:t xml:space="preserve"> The cloud sends a command back. The MSP430 receives it and changes the speed of the cooling fans using PWM.</w:t>
+        <w:t>System Architecture: The MSP430 utilizes current sensors to continuously monitor the electrical power consumption of a simulated server rack infrastructure.</w:t>
       </w:r>
     </w:p>
     <w:p>
       <w:pPr>
         <w:numPr>
           <w:ilvl w:val="0"/>
-          <w:numId w:val="4"/>
+          <w:numId w:val="10"/>
         </w:numPr>
         <w:rPr>
-          <w:lang w:val="en-GB"/>
+          <w:bCs/>
         </w:rPr>
       </w:pPr>
       <w:r>
         <w:rPr>
-          <w:b/>
           <w:bCs/>
-          <w:lang w:val="en-GB"/>
         </w:rPr>
-        <w:t>3D Printing:</w:t>
-      </w:r>
-      <w:r>
-        <w:rPr>
-          <w:lang w:val="en-GB"/>
-        </w:rPr>
-        <w:t xml:space="preserve"> I will 3D print a small model of a server ventilation duct to hold the sensors and fans.</w:t>
+        <w:t>Cloud Telemetry &amp; Processing: Energy consumption metrics are forwarded to the cloud via MQTT. If the system detects a sustained power anomaly or a dangerous overload condition, the cloud processing unit calculates the required load reduction.</w:t>
       </w:r>
     </w:p>
     <w:p>
       <w:pPr>
+        <w:numPr>
+          <w:ilvl w:val="0"/>
+          <w:numId w:val="10"/>
+        </w:numPr>
         <w:rPr>
-          <w:b/>
           <w:bCs/>
         </w:rPr>
       </w:pPr>
       <w:r>
         <w:rPr>
-          <w:b/>
           <w:bCs/>
         </w:rPr>
-        <w:t xml:space="preserve">Idea 2: Cloud </w:t>
+        <w:t>Automated Actuation: A mitigation command is sent back to the MSP430, which triggers secondary relays to safely disconnect non-critical server loads, preserving power for priority systems.</w:t>
       </w:r>
-      <w:proofErr w:type="spellStart"/>
-      <w:r>
-        <w:rPr>
-          <w:b/>
-          <w:bCs/>
-        </w:rPr>
-        <w:t>Liquid</w:t>
-      </w:r>
-      <w:proofErr w:type="spellEnd"/>
-      <w:r>
-        <w:rPr>
-          <w:b/>
-          <w:bCs/>
-        </w:rPr>
-        <w:t xml:space="preserve"> Leak Detector (Basada en su idea de fugas)</w:t>
-      </w:r>
-    </w:p>
-    <w:p>
-      <w:pPr>
-        <w:numPr>
-          <w:ilvl w:val="0"/>
-          <w:numId w:val="5"/>
-        </w:numPr>
-        <w:rPr>
-          <w:lang w:val="en-GB"/>
-        </w:rPr>
-      </w:pPr>
-      <w:r>
-        <w:rPr>
-          <w:b/>
-          <w:bCs/>
-          <w:lang w:val="en-GB"/>
-        </w:rPr>
-        <w:t>How it works:</w:t>
-      </w:r>
-      <w:r>
-        <w:rPr>
-          <w:lang w:val="en-GB"/>
-        </w:rPr>
-        <w:t xml:space="preserve"> Modern data centres use liquid cooling. The MSP430 uses a moisture sensor to detect water leaks.</w:t>
-      </w:r>
-    </w:p>
-    <w:p>
-      <w:pPr>
-        <w:numPr>
-          <w:ilvl w:val="0"/>
-          <w:numId w:val="5"/>
-        </w:numPr>
-        <w:rPr>
-          <w:lang w:val="en-GB"/>
-        </w:rPr>
-      </w:pPr>
-      <w:r>
-        <w:rPr>
-          <w:b/>
-          <w:bCs/>
-          <w:lang w:val="en-GB"/>
-        </w:rPr>
-        <w:t>The Cloud:</w:t>
-      </w:r>
-      <w:r>
-        <w:rPr>
-          <w:lang w:val="en-GB"/>
-        </w:rPr>
-        <w:t xml:space="preserve"> It sends a warning to the cloud. The cloud logs the fault and sends a critical command back.</w:t>
-      </w:r>
-    </w:p>
-    <w:p>
-      <w:pPr>
-        <w:numPr>
-          <w:ilvl w:val="0"/>
-          <w:numId w:val="5"/>
-        </w:numPr>
-      </w:pPr>
-      <w:r>
-        <w:rPr>
-          <w:b/>
-          <w:bCs/>
-          <w:lang w:val="en-GB"/>
-        </w:rPr>
-        <w:t>The Action:</w:t>
-      </w:r>
-      <w:r>
-        <w:rPr>
-          <w:lang w:val="en-GB"/>
-        </w:rPr>
-        <w:t xml:space="preserve"> The MSP430 receives the command and activates a relay. </w:t>
-      </w:r>
-      <w:proofErr w:type="spellStart"/>
-      <w:r>
-        <w:t>This</w:t>
-      </w:r>
-      <w:proofErr w:type="spellEnd"/>
-      <w:r>
-        <w:t xml:space="preserve"> </w:t>
-      </w:r>
-      <w:proofErr w:type="spellStart"/>
-      <w:r>
-        <w:t>simulates</w:t>
-      </w:r>
-      <w:proofErr w:type="spellEnd"/>
-      <w:r>
-        <w:t xml:space="preserve"> </w:t>
-      </w:r>
-      <w:proofErr w:type="spellStart"/>
-      <w:r>
-        <w:t>closing</w:t>
-      </w:r>
-      <w:proofErr w:type="spellEnd"/>
-      <w:r>
-        <w:t xml:space="preserve"> </w:t>
-      </w:r>
-      <w:proofErr w:type="spellStart"/>
-      <w:r>
-        <w:t>the</w:t>
-      </w:r>
-      <w:proofErr w:type="spellEnd"/>
-      <w:r>
-        <w:t xml:space="preserve"> </w:t>
-      </w:r>
-      <w:proofErr w:type="spellStart"/>
-      <w:r>
-        <w:t>emergency</w:t>
-      </w:r>
-      <w:proofErr w:type="spellEnd"/>
-      <w:r>
-        <w:t xml:space="preserve"> </w:t>
-      </w:r>
-      <w:proofErr w:type="spellStart"/>
-      <w:r>
-        <w:t>water</w:t>
-      </w:r>
-      <w:proofErr w:type="spellEnd"/>
-      <w:r>
-        <w:t xml:space="preserve"> </w:t>
-      </w:r>
-      <w:proofErr w:type="spellStart"/>
-      <w:r>
-        <w:t>valve</w:t>
-      </w:r>
-      <w:proofErr w:type="spellEnd"/>
-      <w:r>
-        <w:t>.</w:t>
-      </w:r>
-    </w:p>
-    <w:p>
-      <w:pPr>
-        <w:numPr>
-          <w:ilvl w:val="0"/>
-          <w:numId w:val="5"/>
-        </w:numPr>
-        <w:rPr>
-          <w:lang w:val="en-GB"/>
-        </w:rPr>
-      </w:pPr>
-      <w:r>
-        <w:rPr>
-          <w:b/>
-          <w:bCs/>
-          <w:lang w:val="en-GB"/>
-        </w:rPr>
-        <w:t>3D Printing:</w:t>
-      </w:r>
-      <w:r>
-        <w:rPr>
-          <w:lang w:val="en-GB"/>
-        </w:rPr>
-        <w:t xml:space="preserve"> I will 3D print a water containment tray and a mount for the sensor and valve.</w:t>
-      </w:r>
-    </w:p>
-    <w:p>
-      <w:pPr>
-        <w:rPr>
-          <w:b/>
-          <w:bCs/>
-        </w:rPr>
-      </w:pPr>
-      <w:r>
-        <w:rPr>
-          <w:b/>
-          <w:bCs/>
-        </w:rPr>
-        <w:t xml:space="preserve">Idea 3: Smart Power Load </w:t>
-      </w:r>
-      <w:proofErr w:type="spellStart"/>
-      <w:r>
-        <w:rPr>
-          <w:b/>
-          <w:bCs/>
-        </w:rPr>
-        <w:t>Shedding</w:t>
-      </w:r>
-      <w:proofErr w:type="spellEnd"/>
-      <w:r>
-        <w:rPr>
-          <w:b/>
-          <w:bCs/>
-        </w:rPr>
-        <w:t xml:space="preserve"> (Basada en su idea de </w:t>
-      </w:r>
-      <w:proofErr w:type="spellStart"/>
-      <w:r>
-        <w:rPr>
-          <w:b/>
-          <w:bCs/>
-        </w:rPr>
-        <w:t>sobrecorriente</w:t>
-      </w:r>
-      <w:proofErr w:type="spellEnd"/>
-      <w:r>
-        <w:rPr>
-          <w:b/>
-          <w:bCs/>
-        </w:rPr>
-        <w:t>)</w:t>
-      </w:r>
-    </w:p>
-    <w:p>
-      <w:pPr>
-        <w:numPr>
-          <w:ilvl w:val="0"/>
-          <w:numId w:val="6"/>
-        </w:numPr>
-        <w:rPr>
-          <w:lang w:val="en-GB"/>
-        </w:rPr>
-      </w:pPr>
-      <w:r>
-        <w:rPr>
-          <w:b/>
-          <w:bCs/>
-          <w:lang w:val="en-GB"/>
-        </w:rPr>
-        <w:t>How it works:</w:t>
-      </w:r>
-      <w:r>
-        <w:rPr>
-          <w:lang w:val="en-GB"/>
-        </w:rPr>
-        <w:t xml:space="preserve"> The MSP430 reads the power consumption of a server rack using a current sensor.</w:t>
-      </w:r>
-    </w:p>
-    <w:p>
-      <w:pPr>
-        <w:numPr>
-          <w:ilvl w:val="0"/>
-          <w:numId w:val="6"/>
-        </w:numPr>
-        <w:rPr>
-          <w:lang w:val="en-GB"/>
-        </w:rPr>
-      </w:pPr>
-      <w:r>
-        <w:rPr>
-          <w:b/>
-          <w:bCs/>
-          <w:lang w:val="en-GB"/>
-        </w:rPr>
-        <w:t>The Cloud:</w:t>
-      </w:r>
-      <w:r>
-        <w:rPr>
-          <w:lang w:val="en-GB"/>
-        </w:rPr>
-        <w:t xml:space="preserve"> It sends the data to the cloud. If the cloud detects a dangerous overload, it </w:t>
-      </w:r>
-      <w:proofErr w:type="gramStart"/>
-      <w:r>
-        <w:rPr>
-          <w:lang w:val="en-GB"/>
-        </w:rPr>
-        <w:t>takes action</w:t>
-      </w:r>
-      <w:proofErr w:type="gramEnd"/>
-      <w:r>
-        <w:rPr>
-          <w:lang w:val="en-GB"/>
-        </w:rPr>
-        <w:t>.</w:t>
-      </w:r>
-    </w:p>
-    <w:p>
-      <w:pPr>
-        <w:numPr>
-          <w:ilvl w:val="0"/>
-          <w:numId w:val="6"/>
-        </w:numPr>
-        <w:rPr>
-          <w:lang w:val="en-GB"/>
-        </w:rPr>
-      </w:pPr>
-      <w:r>
-        <w:rPr>
-          <w:b/>
-          <w:bCs/>
-          <w:lang w:val="en-GB"/>
-        </w:rPr>
-        <w:t>The Action:</w:t>
-      </w:r>
-      <w:r>
-        <w:rPr>
-          <w:lang w:val="en-GB"/>
-        </w:rPr>
-        <w:t xml:space="preserve"> The cloud sends a command back. The MSP430 opens secondary relays to turn off non-critical servers and protect the main system.</w:t>
-      </w:r>
-    </w:p>
-    <w:p>
-      <w:pPr>
-        <w:numPr>
-          <w:ilvl w:val="0"/>
-          <w:numId w:val="6"/>
-        </w:numPr>
-        <w:rPr>
-          <w:lang w:val="en-GB"/>
-        </w:rPr>
-      </w:pPr>
-      <w:r>
-        <w:rPr>
-          <w:b/>
-          <w:bCs/>
-          <w:lang w:val="en-GB"/>
-        </w:rPr>
-        <w:t>3D Printing:</w:t>
-      </w:r>
-      <w:r>
-        <w:rPr>
-          <w:lang w:val="en-GB"/>
-        </w:rPr>
-        <w:t xml:space="preserve"> I will 3D print an industrial DIN rail box (like a real electrical panel) for the electronics.</w:t>
-      </w:r>
-    </w:p>
-    <w:p>
-      <w:pPr>
-        <w:rPr>
-          <w:lang w:val="en-GB"/>
-        </w:rPr>
-      </w:pPr>
     </w:p>
     <w:sectPr>
       <w:pgSz w:w="11906" w:h="16838"/>
@@ -800,6 +261,155 @@
 <file path=word/numbering.xml><?xml version="1.0" encoding="utf-8"?>
 <w:numbering xmlns:wpc="http://schemas.microsoft.com/office/word/2010/wordprocessingCanvas" xmlns:cx="http://schemas.microsoft.com/office/drawing/2014/chartex" xmlns:cx1="http://schemas.microsoft.com/office/drawing/2015/9/8/chartex" xmlns:cx2="http://schemas.microsoft.com/office/drawing/2015/10/21/chartex" xmlns:cx3="http://schemas.microsoft.com/office/drawing/2016/5/9/chartex" xmlns:cx4="http://schemas.microsoft.com/office/drawing/2016/5/10/chartex" xmlns:cx5="http://schemas.microsoft.com/office/drawing/2016/5/11/chartex" xmlns:cx6="http://schemas.microsoft.com/office/drawing/2016/5/12/chartex" xmlns:cx7="http://schemas.microsoft.com/office/drawing/2016/5/13/chartex" xmlns:cx8="http://schemas.microsoft.com/office/drawing/2016/5/14/chartex" xmlns:mc="http://schemas.openxmlformats.org/markup-compatibility/2006" xmlns:aink="http://schemas.microsoft.com/office/drawing/2016/ink" xmlns:am3d="http://schemas.microsoft.com/office/drawing/2017/model3d" xmlns:o="urn:schemas-microsoft-com:office:office" xmlns:oel="http://schemas.microsoft.com/office/2019/extlst" xmlns:r="http://schemas.openxmlformats.org/officeDocument/2006/relationships" xmlns:m="http://schemas.openxmlformats.org/officeDocument/2006/math" xmlns:v="urn:schemas-microsoft-com:vml" xmlns:wp14="http://schemas.microsoft.com/office/word/2010/wordprocessingDrawing" xmlns:wp="http://schemas.openxmlformats.org/drawingml/2006/wordprocessingDrawing" xmlns:w10="urn:schemas-microsoft-com:office:word" xmlns:w="http://schemas.openxmlformats.org/wordprocessingml/2006/main" xmlns:w14="http://schemas.microsoft.com/office/word/2010/wordml" xmlns:w15="http://schemas.microsoft.com/office/word/2012/wordml" xmlns:w16cex="http://schemas.microsoft.com/office/word/2018/wordml/cex" xmlns:w16cid="http://schemas.microsoft.com/office/word/2016/wordml/cid" xmlns:w16="http://schemas.microsoft.com/office/word/2018/wordml" xmlns:w16du="http://schemas.microsoft.com/office/word/2023/wordml/word16du" xmlns:w16sdtdh="http://schemas.microsoft.com/office/word/2020/wordml/sdtdatahash" xmlns:w16sdtfl="http://schemas.microsoft.com/office/word/2024/wordml/sdtformatlock" xmlns:w16se="http://schemas.microsoft.com/office/word/2015/wordml/symex" xmlns:wpg="http://schemas.microsoft.com/office/word/2010/wordprocessingGroup" xmlns:wpi="http://schemas.microsoft.com/office/word/2010/wordprocessingInk" xmlns:wne="http://schemas.microsoft.com/office/word/2006/wordml" xmlns:wps="http://schemas.microsoft.com/office/word/2010/wordprocessingShape" mc:Ignorable="w14 w15 w16se w16cid w16 w16cex w16sdtdh w16sdtfl w16du wp14">
   <w:abstractNum w:abstractNumId="0" w15:restartNumberingAfterBreak="0">
+    <w:nsid w:val="027C708D"/>
+    <w:multiLevelType w:val="multilevel"/>
+    <w:tmpl w:val="3AE02A88"/>
+    <w:lvl w:ilvl="0">
+      <w:start w:val="1"/>
+      <w:numFmt w:val="bullet"/>
+      <w:lvlText w:val=""/>
+      <w:lvlJc w:val="left"/>
+      <w:pPr>
+        <w:tabs>
+          <w:tab w:val="num" w:pos="720"/>
+        </w:tabs>
+        <w:ind w:left="720" w:hanging="360"/>
+      </w:pPr>
+      <w:rPr>
+        <w:rFonts w:ascii="Symbol" w:hAnsi="Symbol" w:hint="default"/>
+        <w:sz w:val="20"/>
+      </w:rPr>
+    </w:lvl>
+    <w:lvl w:ilvl="1" w:tentative="1">
+      <w:start w:val="1"/>
+      <w:numFmt w:val="bullet"/>
+      <w:lvlText w:val="o"/>
+      <w:lvlJc w:val="left"/>
+      <w:pPr>
+        <w:tabs>
+          <w:tab w:val="num" w:pos="1440"/>
+        </w:tabs>
+        <w:ind w:left="1440" w:hanging="360"/>
+      </w:pPr>
+      <w:rPr>
+        <w:rFonts w:ascii="Courier New" w:hAnsi="Courier New" w:hint="default"/>
+        <w:sz w:val="20"/>
+      </w:rPr>
+    </w:lvl>
+    <w:lvl w:ilvl="2" w:tentative="1">
+      <w:start w:val="1"/>
+      <w:numFmt w:val="bullet"/>
+      <w:lvlText w:val=""/>
+      <w:lvlJc w:val="left"/>
+      <w:pPr>
+        <w:tabs>
+          <w:tab w:val="num" w:pos="2160"/>
+        </w:tabs>
+        <w:ind w:left="2160" w:hanging="360"/>
+      </w:pPr>
+      <w:rPr>
+        <w:rFonts w:ascii="Wingdings" w:hAnsi="Wingdings" w:hint="default"/>
+        <w:sz w:val="20"/>
+      </w:rPr>
+    </w:lvl>
+    <w:lvl w:ilvl="3" w:tentative="1">
+      <w:start w:val="1"/>
+      <w:numFmt w:val="bullet"/>
+      <w:lvlText w:val=""/>
+      <w:lvlJc w:val="left"/>
+      <w:pPr>
+        <w:tabs>
+          <w:tab w:val="num" w:pos="2880"/>
+        </w:tabs>
+        <w:ind w:left="2880" w:hanging="360"/>
+      </w:pPr>
+      <w:rPr>
+        <w:rFonts w:ascii="Wingdings" w:hAnsi="Wingdings" w:hint="default"/>
+        <w:sz w:val="20"/>
+      </w:rPr>
+    </w:lvl>
+    <w:lvl w:ilvl="4" w:tentative="1">
+      <w:start w:val="1"/>
+      <w:numFmt w:val="bullet"/>
+      <w:lvlText w:val=""/>
+      <w:lvlJc w:val="left"/>
+      <w:pPr>
+        <w:tabs>
+          <w:tab w:val="num" w:pos="3600"/>
+        </w:tabs>
+        <w:ind w:left="3600" w:hanging="360"/>
+      </w:pPr>
+      <w:rPr>
+        <w:rFonts w:ascii="Wingdings" w:hAnsi="Wingdings" w:hint="default"/>
+        <w:sz w:val="20"/>
+      </w:rPr>
+    </w:lvl>
+    <w:lvl w:ilvl="5" w:tentative="1">
+      <w:start w:val="1"/>
+      <w:numFmt w:val="bullet"/>
+      <w:lvlText w:val=""/>
+      <w:lvlJc w:val="left"/>
+      <w:pPr>
+        <w:tabs>
+          <w:tab w:val="num" w:pos="4320"/>
+        </w:tabs>
+        <w:ind w:left="4320" w:hanging="360"/>
+      </w:pPr>
+      <w:rPr>
+        <w:rFonts w:ascii="Wingdings" w:hAnsi="Wingdings" w:hint="default"/>
+        <w:sz w:val="20"/>
+      </w:rPr>
+    </w:lvl>
+    <w:lvl w:ilvl="6" w:tentative="1">
+      <w:start w:val="1"/>
+      <w:numFmt w:val="bullet"/>
+      <w:lvlText w:val=""/>
+      <w:lvlJc w:val="left"/>
+      <w:pPr>
+        <w:tabs>
+          <w:tab w:val="num" w:pos="5040"/>
+        </w:tabs>
+        <w:ind w:left="5040" w:hanging="360"/>
+      </w:pPr>
+      <w:rPr>
+        <w:rFonts w:ascii="Wingdings" w:hAnsi="Wingdings" w:hint="default"/>
+        <w:sz w:val="20"/>
+      </w:rPr>
+    </w:lvl>
+    <w:lvl w:ilvl="7" w:tentative="1">
+      <w:start w:val="1"/>
+      <w:numFmt w:val="bullet"/>
+      <w:lvlText w:val=""/>
+      <w:lvlJc w:val="left"/>
+      <w:pPr>
+        <w:tabs>
+          <w:tab w:val="num" w:pos="5760"/>
+        </w:tabs>
+        <w:ind w:left="5760" w:hanging="360"/>
+      </w:pPr>
+      <w:rPr>
+        <w:rFonts w:ascii="Wingdings" w:hAnsi="Wingdings" w:hint="default"/>
+        <w:sz w:val="20"/>
+      </w:rPr>
+    </w:lvl>
+    <w:lvl w:ilvl="8" w:tentative="1">
+      <w:start w:val="1"/>
+      <w:numFmt w:val="bullet"/>
+      <w:lvlText w:val=""/>
+      <w:lvlJc w:val="left"/>
+      <w:pPr>
+        <w:tabs>
+          <w:tab w:val="num" w:pos="6480"/>
+        </w:tabs>
+        <w:ind w:left="6480" w:hanging="360"/>
+      </w:pPr>
+      <w:rPr>
+        <w:rFonts w:ascii="Wingdings" w:hAnsi="Wingdings" w:hint="default"/>
+        <w:sz w:val="20"/>
+      </w:rPr>
+    </w:lvl>
+  </w:abstractNum>
+  <w:abstractNum w:abstractNumId="1" w15:restartNumberingAfterBreak="0">
     <w:nsid w:val="0E8D690A"/>
     <w:multiLevelType w:val="multilevel"/>
     <w:tmpl w:val="F25A26EC"/>
@@ -948,7 +558,7 @@
       </w:rPr>
     </w:lvl>
   </w:abstractNum>
-  <w:abstractNum w:abstractNumId="1" w15:restartNumberingAfterBreak="0">
+  <w:abstractNum w:abstractNumId="2" w15:restartNumberingAfterBreak="0">
     <w:nsid w:val="15505E02"/>
     <w:multiLevelType w:val="multilevel"/>
     <w:tmpl w:val="7944C3AC"/>
@@ -1097,7 +707,7 @@
       </w:rPr>
     </w:lvl>
   </w:abstractNum>
-  <w:abstractNum w:abstractNumId="2" w15:restartNumberingAfterBreak="0">
+  <w:abstractNum w:abstractNumId="3" w15:restartNumberingAfterBreak="0">
     <w:nsid w:val="2164383C"/>
     <w:multiLevelType w:val="multilevel"/>
     <w:tmpl w:val="3CB09446"/>
@@ -1246,7 +856,156 @@
       </w:rPr>
     </w:lvl>
   </w:abstractNum>
-  <w:abstractNum w:abstractNumId="3" w15:restartNumberingAfterBreak="0">
+  <w:abstractNum w:abstractNumId="4" w15:restartNumberingAfterBreak="0">
+    <w:nsid w:val="48AD623F"/>
+    <w:multiLevelType w:val="multilevel"/>
+    <w:tmpl w:val="889666B8"/>
+    <w:lvl w:ilvl="0">
+      <w:start w:val="1"/>
+      <w:numFmt w:val="bullet"/>
+      <w:lvlText w:val=""/>
+      <w:lvlJc w:val="left"/>
+      <w:pPr>
+        <w:tabs>
+          <w:tab w:val="num" w:pos="720"/>
+        </w:tabs>
+        <w:ind w:left="720" w:hanging="360"/>
+      </w:pPr>
+      <w:rPr>
+        <w:rFonts w:ascii="Symbol" w:hAnsi="Symbol" w:hint="default"/>
+        <w:sz w:val="20"/>
+      </w:rPr>
+    </w:lvl>
+    <w:lvl w:ilvl="1" w:tentative="1">
+      <w:start w:val="1"/>
+      <w:numFmt w:val="bullet"/>
+      <w:lvlText w:val="o"/>
+      <w:lvlJc w:val="left"/>
+      <w:pPr>
+        <w:tabs>
+          <w:tab w:val="num" w:pos="1440"/>
+        </w:tabs>
+        <w:ind w:left="1440" w:hanging="360"/>
+      </w:pPr>
+      <w:rPr>
+        <w:rFonts w:ascii="Courier New" w:hAnsi="Courier New" w:hint="default"/>
+        <w:sz w:val="20"/>
+      </w:rPr>
+    </w:lvl>
+    <w:lvl w:ilvl="2" w:tentative="1">
+      <w:start w:val="1"/>
+      <w:numFmt w:val="bullet"/>
+      <w:lvlText w:val=""/>
+      <w:lvlJc w:val="left"/>
+      <w:pPr>
+        <w:tabs>
+          <w:tab w:val="num" w:pos="2160"/>
+        </w:tabs>
+        <w:ind w:left="2160" w:hanging="360"/>
+      </w:pPr>
+      <w:rPr>
+        <w:rFonts w:ascii="Wingdings" w:hAnsi="Wingdings" w:hint="default"/>
+        <w:sz w:val="20"/>
+      </w:rPr>
+    </w:lvl>
+    <w:lvl w:ilvl="3" w:tentative="1">
+      <w:start w:val="1"/>
+      <w:numFmt w:val="bullet"/>
+      <w:lvlText w:val=""/>
+      <w:lvlJc w:val="left"/>
+      <w:pPr>
+        <w:tabs>
+          <w:tab w:val="num" w:pos="2880"/>
+        </w:tabs>
+        <w:ind w:left="2880" w:hanging="360"/>
+      </w:pPr>
+      <w:rPr>
+        <w:rFonts w:ascii="Wingdings" w:hAnsi="Wingdings" w:hint="default"/>
+        <w:sz w:val="20"/>
+      </w:rPr>
+    </w:lvl>
+    <w:lvl w:ilvl="4" w:tentative="1">
+      <w:start w:val="1"/>
+      <w:numFmt w:val="bullet"/>
+      <w:lvlText w:val=""/>
+      <w:lvlJc w:val="left"/>
+      <w:pPr>
+        <w:tabs>
+          <w:tab w:val="num" w:pos="3600"/>
+        </w:tabs>
+        <w:ind w:left="3600" w:hanging="360"/>
+      </w:pPr>
+      <w:rPr>
+        <w:rFonts w:ascii="Wingdings" w:hAnsi="Wingdings" w:hint="default"/>
+        <w:sz w:val="20"/>
+      </w:rPr>
+    </w:lvl>
+    <w:lvl w:ilvl="5" w:tentative="1">
+      <w:start w:val="1"/>
+      <w:numFmt w:val="bullet"/>
+      <w:lvlText w:val=""/>
+      <w:lvlJc w:val="left"/>
+      <w:pPr>
+        <w:tabs>
+          <w:tab w:val="num" w:pos="4320"/>
+        </w:tabs>
+        <w:ind w:left="4320" w:hanging="360"/>
+      </w:pPr>
+      <w:rPr>
+        <w:rFonts w:ascii="Wingdings" w:hAnsi="Wingdings" w:hint="default"/>
+        <w:sz w:val="20"/>
+      </w:rPr>
+    </w:lvl>
+    <w:lvl w:ilvl="6" w:tentative="1">
+      <w:start w:val="1"/>
+      <w:numFmt w:val="bullet"/>
+      <w:lvlText w:val=""/>
+      <w:lvlJc w:val="left"/>
+      <w:pPr>
+        <w:tabs>
+          <w:tab w:val="num" w:pos="5040"/>
+        </w:tabs>
+        <w:ind w:left="5040" w:hanging="360"/>
+      </w:pPr>
+      <w:rPr>
+        <w:rFonts w:ascii="Wingdings" w:hAnsi="Wingdings" w:hint="default"/>
+        <w:sz w:val="20"/>
+      </w:rPr>
+    </w:lvl>
+    <w:lvl w:ilvl="7" w:tentative="1">
+      <w:start w:val="1"/>
+      <w:numFmt w:val="bullet"/>
+      <w:lvlText w:val=""/>
+      <w:lvlJc w:val="left"/>
+      <w:pPr>
+        <w:tabs>
+          <w:tab w:val="num" w:pos="5760"/>
+        </w:tabs>
+        <w:ind w:left="5760" w:hanging="360"/>
+      </w:pPr>
+      <w:rPr>
+        <w:rFonts w:ascii="Wingdings" w:hAnsi="Wingdings" w:hint="default"/>
+        <w:sz w:val="20"/>
+      </w:rPr>
+    </w:lvl>
+    <w:lvl w:ilvl="8" w:tentative="1">
+      <w:start w:val="1"/>
+      <w:numFmt w:val="bullet"/>
+      <w:lvlText w:val=""/>
+      <w:lvlJc w:val="left"/>
+      <w:pPr>
+        <w:tabs>
+          <w:tab w:val="num" w:pos="6480"/>
+        </w:tabs>
+        <w:ind w:left="6480" w:hanging="360"/>
+      </w:pPr>
+      <w:rPr>
+        <w:rFonts w:ascii="Wingdings" w:hAnsi="Wingdings" w:hint="default"/>
+        <w:sz w:val="20"/>
+      </w:rPr>
+    </w:lvl>
+  </w:abstractNum>
+  <w:abstractNum w:abstractNumId="5" w15:restartNumberingAfterBreak="0">
     <w:nsid w:val="4C0B055C"/>
     <w:multiLevelType w:val="multilevel"/>
     <w:tmpl w:val="A6B86CFA"/>
@@ -1395,7 +1154,7 @@
       </w:rPr>
     </w:lvl>
   </w:abstractNum>
-  <w:abstractNum w:abstractNumId="4" w15:restartNumberingAfterBreak="0">
+  <w:abstractNum w:abstractNumId="6" w15:restartNumberingAfterBreak="0">
     <w:nsid w:val="5D7811A5"/>
     <w:multiLevelType w:val="multilevel"/>
     <w:tmpl w:val="40FA2684"/>
@@ -1544,7 +1303,156 @@
       </w:rPr>
     </w:lvl>
   </w:abstractNum>
-  <w:abstractNum w:abstractNumId="5" w15:restartNumberingAfterBreak="0">
+  <w:abstractNum w:abstractNumId="7" w15:restartNumberingAfterBreak="0">
+    <w:nsid w:val="5ECD251E"/>
+    <w:multiLevelType w:val="multilevel"/>
+    <w:tmpl w:val="69067B98"/>
+    <w:lvl w:ilvl="0">
+      <w:start w:val="1"/>
+      <w:numFmt w:val="bullet"/>
+      <w:lvlText w:val=""/>
+      <w:lvlJc w:val="left"/>
+      <w:pPr>
+        <w:tabs>
+          <w:tab w:val="num" w:pos="720"/>
+        </w:tabs>
+        <w:ind w:left="720" w:hanging="360"/>
+      </w:pPr>
+      <w:rPr>
+        <w:rFonts w:ascii="Symbol" w:hAnsi="Symbol" w:hint="default"/>
+        <w:sz w:val="20"/>
+      </w:rPr>
+    </w:lvl>
+    <w:lvl w:ilvl="1" w:tentative="1">
+      <w:start w:val="1"/>
+      <w:numFmt w:val="bullet"/>
+      <w:lvlText w:val="o"/>
+      <w:lvlJc w:val="left"/>
+      <w:pPr>
+        <w:tabs>
+          <w:tab w:val="num" w:pos="1440"/>
+        </w:tabs>
+        <w:ind w:left="1440" w:hanging="360"/>
+      </w:pPr>
+      <w:rPr>
+        <w:rFonts w:ascii="Courier New" w:hAnsi="Courier New" w:hint="default"/>
+        <w:sz w:val="20"/>
+      </w:rPr>
+    </w:lvl>
+    <w:lvl w:ilvl="2" w:tentative="1">
+      <w:start w:val="1"/>
+      <w:numFmt w:val="bullet"/>
+      <w:lvlText w:val=""/>
+      <w:lvlJc w:val="left"/>
+      <w:pPr>
+        <w:tabs>
+          <w:tab w:val="num" w:pos="2160"/>
+        </w:tabs>
+        <w:ind w:left="2160" w:hanging="360"/>
+      </w:pPr>
+      <w:rPr>
+        <w:rFonts w:ascii="Wingdings" w:hAnsi="Wingdings" w:hint="default"/>
+        <w:sz w:val="20"/>
+      </w:rPr>
+    </w:lvl>
+    <w:lvl w:ilvl="3" w:tentative="1">
+      <w:start w:val="1"/>
+      <w:numFmt w:val="bullet"/>
+      <w:lvlText w:val=""/>
+      <w:lvlJc w:val="left"/>
+      <w:pPr>
+        <w:tabs>
+          <w:tab w:val="num" w:pos="2880"/>
+        </w:tabs>
+        <w:ind w:left="2880" w:hanging="360"/>
+      </w:pPr>
+      <w:rPr>
+        <w:rFonts w:ascii="Wingdings" w:hAnsi="Wingdings" w:hint="default"/>
+        <w:sz w:val="20"/>
+      </w:rPr>
+    </w:lvl>
+    <w:lvl w:ilvl="4" w:tentative="1">
+      <w:start w:val="1"/>
+      <w:numFmt w:val="bullet"/>
+      <w:lvlText w:val=""/>
+      <w:lvlJc w:val="left"/>
+      <w:pPr>
+        <w:tabs>
+          <w:tab w:val="num" w:pos="3600"/>
+        </w:tabs>
+        <w:ind w:left="3600" w:hanging="360"/>
+      </w:pPr>
+      <w:rPr>
+        <w:rFonts w:ascii="Wingdings" w:hAnsi="Wingdings" w:hint="default"/>
+        <w:sz w:val="20"/>
+      </w:rPr>
+    </w:lvl>
+    <w:lvl w:ilvl="5" w:tentative="1">
+      <w:start w:val="1"/>
+      <w:numFmt w:val="bullet"/>
+      <w:lvlText w:val=""/>
+      <w:lvlJc w:val="left"/>
+      <w:pPr>
+        <w:tabs>
+          <w:tab w:val="num" w:pos="4320"/>
+        </w:tabs>
+        <w:ind w:left="4320" w:hanging="360"/>
+      </w:pPr>
+      <w:rPr>
+        <w:rFonts w:ascii="Wingdings" w:hAnsi="Wingdings" w:hint="default"/>
+        <w:sz w:val="20"/>
+      </w:rPr>
+    </w:lvl>
+    <w:lvl w:ilvl="6" w:tentative="1">
+      <w:start w:val="1"/>
+      <w:numFmt w:val="bullet"/>
+      <w:lvlText w:val=""/>
+      <w:lvlJc w:val="left"/>
+      <w:pPr>
+        <w:tabs>
+          <w:tab w:val="num" w:pos="5040"/>
+        </w:tabs>
+        <w:ind w:left="5040" w:hanging="360"/>
+      </w:pPr>
+      <w:rPr>
+        <w:rFonts w:ascii="Wingdings" w:hAnsi="Wingdings" w:hint="default"/>
+        <w:sz w:val="20"/>
+      </w:rPr>
+    </w:lvl>
+    <w:lvl w:ilvl="7" w:tentative="1">
+      <w:start w:val="1"/>
+      <w:numFmt w:val="bullet"/>
+      <w:lvlText w:val=""/>
+      <w:lvlJc w:val="left"/>
+      <w:pPr>
+        <w:tabs>
+          <w:tab w:val="num" w:pos="5760"/>
+        </w:tabs>
+        <w:ind w:left="5760" w:hanging="360"/>
+      </w:pPr>
+      <w:rPr>
+        <w:rFonts w:ascii="Wingdings" w:hAnsi="Wingdings" w:hint="default"/>
+        <w:sz w:val="20"/>
+      </w:rPr>
+    </w:lvl>
+    <w:lvl w:ilvl="8" w:tentative="1">
+      <w:start w:val="1"/>
+      <w:numFmt w:val="bullet"/>
+      <w:lvlText w:val=""/>
+      <w:lvlJc w:val="left"/>
+      <w:pPr>
+        <w:tabs>
+          <w:tab w:val="num" w:pos="6480"/>
+        </w:tabs>
+        <w:ind w:left="6480" w:hanging="360"/>
+      </w:pPr>
+      <w:rPr>
+        <w:rFonts w:ascii="Wingdings" w:hAnsi="Wingdings" w:hint="default"/>
+        <w:sz w:val="20"/>
+      </w:rPr>
+    </w:lvl>
+  </w:abstractNum>
+  <w:abstractNum w:abstractNumId="8" w15:restartNumberingAfterBreak="0">
     <w:nsid w:val="73584BDB"/>
     <w:multiLevelType w:val="multilevel"/>
     <w:tmpl w:val="854AFD1C"/>
@@ -1693,23 +1601,184 @@
       </w:rPr>
     </w:lvl>
   </w:abstractNum>
+  <w:abstractNum w:abstractNumId="9" w15:restartNumberingAfterBreak="0">
+    <w:nsid w:val="7E9627C7"/>
+    <w:multiLevelType w:val="multilevel"/>
+    <w:tmpl w:val="563CBE24"/>
+    <w:lvl w:ilvl="0">
+      <w:start w:val="1"/>
+      <w:numFmt w:val="bullet"/>
+      <w:lvlText w:val=""/>
+      <w:lvlJc w:val="left"/>
+      <w:pPr>
+        <w:tabs>
+          <w:tab w:val="num" w:pos="720"/>
+        </w:tabs>
+        <w:ind w:left="720" w:hanging="360"/>
+      </w:pPr>
+      <w:rPr>
+        <w:rFonts w:ascii="Symbol" w:hAnsi="Symbol" w:hint="default"/>
+        <w:sz w:val="20"/>
+      </w:rPr>
+    </w:lvl>
+    <w:lvl w:ilvl="1" w:tentative="1">
+      <w:start w:val="1"/>
+      <w:numFmt w:val="bullet"/>
+      <w:lvlText w:val="o"/>
+      <w:lvlJc w:val="left"/>
+      <w:pPr>
+        <w:tabs>
+          <w:tab w:val="num" w:pos="1440"/>
+        </w:tabs>
+        <w:ind w:left="1440" w:hanging="360"/>
+      </w:pPr>
+      <w:rPr>
+        <w:rFonts w:ascii="Courier New" w:hAnsi="Courier New" w:hint="default"/>
+        <w:sz w:val="20"/>
+      </w:rPr>
+    </w:lvl>
+    <w:lvl w:ilvl="2" w:tentative="1">
+      <w:start w:val="1"/>
+      <w:numFmt w:val="bullet"/>
+      <w:lvlText w:val=""/>
+      <w:lvlJc w:val="left"/>
+      <w:pPr>
+        <w:tabs>
+          <w:tab w:val="num" w:pos="2160"/>
+        </w:tabs>
+        <w:ind w:left="2160" w:hanging="360"/>
+      </w:pPr>
+      <w:rPr>
+        <w:rFonts w:ascii="Wingdings" w:hAnsi="Wingdings" w:hint="default"/>
+        <w:sz w:val="20"/>
+      </w:rPr>
+    </w:lvl>
+    <w:lvl w:ilvl="3" w:tentative="1">
+      <w:start w:val="1"/>
+      <w:numFmt w:val="bullet"/>
+      <w:lvlText w:val=""/>
+      <w:lvlJc w:val="left"/>
+      <w:pPr>
+        <w:tabs>
+          <w:tab w:val="num" w:pos="2880"/>
+        </w:tabs>
+        <w:ind w:left="2880" w:hanging="360"/>
+      </w:pPr>
+      <w:rPr>
+        <w:rFonts w:ascii="Wingdings" w:hAnsi="Wingdings" w:hint="default"/>
+        <w:sz w:val="20"/>
+      </w:rPr>
+    </w:lvl>
+    <w:lvl w:ilvl="4" w:tentative="1">
+      <w:start w:val="1"/>
+      <w:numFmt w:val="bullet"/>
+      <w:lvlText w:val=""/>
+      <w:lvlJc w:val="left"/>
+      <w:pPr>
+        <w:tabs>
+          <w:tab w:val="num" w:pos="3600"/>
+        </w:tabs>
+        <w:ind w:left="3600" w:hanging="360"/>
+      </w:pPr>
+      <w:rPr>
+        <w:rFonts w:ascii="Wingdings" w:hAnsi="Wingdings" w:hint="default"/>
+        <w:sz w:val="20"/>
+      </w:rPr>
+    </w:lvl>
+    <w:lvl w:ilvl="5" w:tentative="1">
+      <w:start w:val="1"/>
+      <w:numFmt w:val="bullet"/>
+      <w:lvlText w:val=""/>
+      <w:lvlJc w:val="left"/>
+      <w:pPr>
+        <w:tabs>
+          <w:tab w:val="num" w:pos="4320"/>
+        </w:tabs>
+        <w:ind w:left="4320" w:hanging="360"/>
+      </w:pPr>
+      <w:rPr>
+        <w:rFonts w:ascii="Wingdings" w:hAnsi="Wingdings" w:hint="default"/>
+        <w:sz w:val="20"/>
+      </w:rPr>
+    </w:lvl>
+    <w:lvl w:ilvl="6" w:tentative="1">
+      <w:start w:val="1"/>
+      <w:numFmt w:val="bullet"/>
+      <w:lvlText w:val=""/>
+      <w:lvlJc w:val="left"/>
+      <w:pPr>
+        <w:tabs>
+          <w:tab w:val="num" w:pos="5040"/>
+        </w:tabs>
+        <w:ind w:left="5040" w:hanging="360"/>
+      </w:pPr>
+      <w:rPr>
+        <w:rFonts w:ascii="Wingdings" w:hAnsi="Wingdings" w:hint="default"/>
+        <w:sz w:val="20"/>
+      </w:rPr>
+    </w:lvl>
+    <w:lvl w:ilvl="7" w:tentative="1">
+      <w:start w:val="1"/>
+      <w:numFmt w:val="bullet"/>
+      <w:lvlText w:val=""/>
+      <w:lvlJc w:val="left"/>
+      <w:pPr>
+        <w:tabs>
+          <w:tab w:val="num" w:pos="5760"/>
+        </w:tabs>
+        <w:ind w:left="5760" w:hanging="360"/>
+      </w:pPr>
+      <w:rPr>
+        <w:rFonts w:ascii="Wingdings" w:hAnsi="Wingdings" w:hint="default"/>
+        <w:sz w:val="20"/>
+      </w:rPr>
+    </w:lvl>
+    <w:lvl w:ilvl="8" w:tentative="1">
+      <w:start w:val="1"/>
+      <w:numFmt w:val="bullet"/>
+      <w:lvlText w:val=""/>
+      <w:lvlJc w:val="left"/>
+      <w:pPr>
+        <w:tabs>
+          <w:tab w:val="num" w:pos="6480"/>
+        </w:tabs>
+        <w:ind w:left="6480" w:hanging="360"/>
+      </w:pPr>
+      <w:rPr>
+        <w:rFonts w:ascii="Wingdings" w:hAnsi="Wingdings" w:hint="default"/>
+        <w:sz w:val="20"/>
+      </w:rPr>
+    </w:lvl>
+  </w:abstractNum>
   <w:num w:numId="1" w16cid:durableId="1929539850">
+    <w:abstractNumId w:val="3"/>
+  </w:num>
+  <w:num w:numId="2" w16cid:durableId="1018003086">
+    <w:abstractNumId w:val="1"/>
+  </w:num>
+  <w:num w:numId="3" w16cid:durableId="1665429027">
+    <w:abstractNumId w:val="8"/>
+  </w:num>
+  <w:num w:numId="4" w16cid:durableId="667053172">
+    <w:abstractNumId w:val="5"/>
+  </w:num>
+  <w:num w:numId="5" w16cid:durableId="1934892554">
+    <w:abstractNumId w:val="6"/>
+  </w:num>
+  <w:num w:numId="6" w16cid:durableId="246810922">
     <w:abstractNumId w:val="2"/>
   </w:num>
-  <w:num w:numId="2" w16cid:durableId="1018003086">
+  <w:num w:numId="7" w16cid:durableId="553783288">
+    <w:abstractNumId w:val="4"/>
+  </w:num>
+  <w:num w:numId="8" w16cid:durableId="402724060">
     <w:abstractNumId w:val="0"/>
   </w:num>
-  <w:num w:numId="3" w16cid:durableId="1665429027">
-    <w:abstractNumId w:val="5"/>
+  <w:num w:numId="9" w16cid:durableId="2004702352">
+    <w:abstractNumId w:val="9"/>
   </w:num>
-  <w:num w:numId="4" w16cid:durableId="667053172">
-    <w:abstractNumId w:val="3"/>
-  </w:num>
-  <w:num w:numId="5" w16cid:durableId="1934892554">
-    <w:abstractNumId w:val="4"/>
-  </w:num>
-  <w:num w:numId="6" w16cid:durableId="246810922">
-    <w:abstractNumId w:val="1"/>
+  <w:num w:numId="10" w16cid:durableId="2063862243">
+    <w:abstractNumId w:val="7"/>
   </w:num>
 </w:numbering>
 </file>
@@ -2114,12 +2183,15 @@
   <w:style w:type="paragraph" w:default="1" w:styleId="Normal">
     <w:name w:val="Normal"/>
     <w:qFormat/>
-  </w:style>
-  <w:style w:type="paragraph" w:styleId="Ttulo1">
+    <w:rPr>
+      <w:lang w:val="en-GB"/>
+    </w:rPr>
+  </w:style>
+  <w:style w:type="paragraph" w:styleId="Heading1">
     <w:name w:val="heading 1"/>
     <w:basedOn w:val="Normal"/>
     <w:next w:val="Normal"/>
-    <w:link w:val="Ttulo1Car"/>
+    <w:link w:val="Heading1Char"/>
     <w:autoRedefine/>
     <w:uiPriority w:val="9"/>
     <w:qFormat/>
@@ -2141,11 +2213,11 @@
       <w:szCs w:val="29"/>
     </w:rPr>
   </w:style>
-  <w:style w:type="paragraph" w:styleId="Ttulo2">
+  <w:style w:type="paragraph" w:styleId="Heading2">
     <w:name w:val="heading 2"/>
     <w:basedOn w:val="Normal"/>
     <w:next w:val="Normal"/>
-    <w:link w:val="Ttulo2Car"/>
+    <w:link w:val="Heading2Char"/>
     <w:autoRedefine/>
     <w:uiPriority w:val="9"/>
     <w:semiHidden/>
@@ -2168,11 +2240,11 @@
       <w:szCs w:val="23"/>
     </w:rPr>
   </w:style>
-  <w:style w:type="paragraph" w:styleId="Ttulo3">
+  <w:style w:type="paragraph" w:styleId="Heading3">
     <w:name w:val="heading 3"/>
     <w:basedOn w:val="Normal"/>
     <w:next w:val="Normal"/>
-    <w:link w:val="Ttulo3Car"/>
+    <w:link w:val="Heading3Char"/>
     <w:uiPriority w:val="9"/>
     <w:semiHidden/>
     <w:unhideWhenUsed/>
@@ -2191,11 +2263,11 @@
       <w:szCs w:val="28"/>
     </w:rPr>
   </w:style>
-  <w:style w:type="paragraph" w:styleId="Ttulo4">
+  <w:style w:type="paragraph" w:styleId="Heading4">
     <w:name w:val="heading 4"/>
     <w:basedOn w:val="Normal"/>
     <w:next w:val="Normal"/>
-    <w:link w:val="Ttulo4Car"/>
+    <w:link w:val="Heading4Char"/>
     <w:uiPriority w:val="9"/>
     <w:semiHidden/>
     <w:unhideWhenUsed/>
@@ -2214,11 +2286,11 @@
       <w:color w:val="0F4761" w:themeColor="accent1" w:themeShade="BF"/>
     </w:rPr>
   </w:style>
-  <w:style w:type="paragraph" w:styleId="Ttulo5">
+  <w:style w:type="paragraph" w:styleId="Heading5">
     <w:name w:val="heading 5"/>
     <w:basedOn w:val="Normal"/>
     <w:next w:val="Normal"/>
-    <w:link w:val="Ttulo5Car"/>
+    <w:link w:val="Heading5Char"/>
     <w:uiPriority w:val="9"/>
     <w:semiHidden/>
     <w:unhideWhenUsed/>
@@ -2235,11 +2307,11 @@
       <w:color w:val="0F4761" w:themeColor="accent1" w:themeShade="BF"/>
     </w:rPr>
   </w:style>
-  <w:style w:type="paragraph" w:styleId="Ttulo6">
+  <w:style w:type="paragraph" w:styleId="Heading6">
     <w:name w:val="heading 6"/>
     <w:basedOn w:val="Normal"/>
     <w:next w:val="Normal"/>
-    <w:link w:val="Ttulo6Car"/>
+    <w:link w:val="Heading6Char"/>
     <w:uiPriority w:val="9"/>
     <w:semiHidden/>
     <w:unhideWhenUsed/>
@@ -2258,11 +2330,11 @@
       <w:color w:val="595959" w:themeColor="text1" w:themeTint="A6"/>
     </w:rPr>
   </w:style>
-  <w:style w:type="paragraph" w:styleId="Ttulo7">
+  <w:style w:type="paragraph" w:styleId="Heading7">
     <w:name w:val="heading 7"/>
     <w:basedOn w:val="Normal"/>
     <w:next w:val="Normal"/>
-    <w:link w:val="Ttulo7Car"/>
+    <w:link w:val="Heading7Char"/>
     <w:uiPriority w:val="9"/>
     <w:semiHidden/>
     <w:unhideWhenUsed/>
@@ -2279,11 +2351,11 @@
       <w:color w:val="595959" w:themeColor="text1" w:themeTint="A6"/>
     </w:rPr>
   </w:style>
-  <w:style w:type="paragraph" w:styleId="Ttulo8">
+  <w:style w:type="paragraph" w:styleId="Heading8">
     <w:name w:val="heading 8"/>
     <w:basedOn w:val="Normal"/>
     <w:next w:val="Normal"/>
-    <w:link w:val="Ttulo8Car"/>
+    <w:link w:val="Heading8Char"/>
     <w:uiPriority w:val="9"/>
     <w:semiHidden/>
     <w:unhideWhenUsed/>
@@ -2302,11 +2374,11 @@
       <w:color w:val="272727" w:themeColor="text1" w:themeTint="D8"/>
     </w:rPr>
   </w:style>
-  <w:style w:type="paragraph" w:styleId="Ttulo9">
+  <w:style w:type="paragraph" w:styleId="Heading9">
     <w:name w:val="heading 9"/>
     <w:basedOn w:val="Normal"/>
     <w:next w:val="Normal"/>
-    <w:link w:val="Ttulo9Car"/>
+    <w:link w:val="Heading9Char"/>
     <w:uiPriority w:val="9"/>
     <w:semiHidden/>
     <w:unhideWhenUsed/>
@@ -2323,12 +2395,12 @@
       <w:color w:val="272727" w:themeColor="text1" w:themeTint="D8"/>
     </w:rPr>
   </w:style>
-  <w:style w:type="character" w:default="1" w:styleId="Fuentedeprrafopredeter">
+  <w:style w:type="character" w:default="1" w:styleId="DefaultParagraphFont">
     <w:name w:val="Default Paragraph Font"/>
     <w:uiPriority w:val="1"/>
     <w:unhideWhenUsed/>
   </w:style>
-  <w:style w:type="table" w:default="1" w:styleId="Tablanormal">
+  <w:style w:type="table" w:default="1" w:styleId="TableNormal">
     <w:name w:val="Normal Table"/>
     <w:uiPriority w:val="99"/>
     <w:semiHidden/>
@@ -2343,16 +2415,16 @@
       </w:tblCellMar>
     </w:tblPr>
   </w:style>
-  <w:style w:type="numbering" w:default="1" w:styleId="Sinlista">
+  <w:style w:type="numbering" w:default="1" w:styleId="NoList">
     <w:name w:val="No List"/>
     <w:uiPriority w:val="99"/>
     <w:semiHidden/>
     <w:unhideWhenUsed/>
   </w:style>
-  <w:style w:type="character" w:customStyle="1" w:styleId="Ttulo1Car">
-    <w:name w:val="Título 1 Car"/>
-    <w:basedOn w:val="Fuentedeprrafopredeter"/>
-    <w:link w:val="Ttulo1"/>
+  <w:style w:type="character" w:customStyle="1" w:styleId="Heading1Char">
+    <w:name w:val="Heading 1 Char"/>
+    <w:basedOn w:val="DefaultParagraphFont"/>
+    <w:link w:val="Heading1"/>
     <w:uiPriority w:val="9"/>
     <w:rsid w:val="0094206E"/>
     <w:rPr>
@@ -2363,10 +2435,10 @@
       <w:szCs w:val="29"/>
     </w:rPr>
   </w:style>
-  <w:style w:type="character" w:customStyle="1" w:styleId="Ttulo2Car">
-    <w:name w:val="Título 2 Car"/>
-    <w:basedOn w:val="Fuentedeprrafopredeter"/>
-    <w:link w:val="Ttulo2"/>
+  <w:style w:type="character" w:customStyle="1" w:styleId="Heading2Char">
+    <w:name w:val="Heading 2 Char"/>
+    <w:basedOn w:val="DefaultParagraphFont"/>
+    <w:link w:val="Heading2"/>
     <w:uiPriority w:val="9"/>
     <w:semiHidden/>
     <w:rsid w:val="0094206E"/>
@@ -2377,10 +2449,10 @@
       <w:szCs w:val="23"/>
     </w:rPr>
   </w:style>
-  <w:style w:type="character" w:customStyle="1" w:styleId="Ttulo3Car">
-    <w:name w:val="Título 3 Car"/>
-    <w:basedOn w:val="Fuentedeprrafopredeter"/>
-    <w:link w:val="Ttulo3"/>
+  <w:style w:type="character" w:customStyle="1" w:styleId="Heading3Char">
+    <w:name w:val="Heading 3 Char"/>
+    <w:basedOn w:val="DefaultParagraphFont"/>
+    <w:link w:val="Heading3"/>
     <w:uiPriority w:val="9"/>
     <w:semiHidden/>
     <w:rsid w:val="0054162E"/>
@@ -2391,10 +2463,10 @@
       <w:szCs w:val="28"/>
     </w:rPr>
   </w:style>
-  <w:style w:type="character" w:customStyle="1" w:styleId="Ttulo4Car">
-    <w:name w:val="Título 4 Car"/>
-    <w:basedOn w:val="Fuentedeprrafopredeter"/>
-    <w:link w:val="Ttulo4"/>
+  <w:style w:type="character" w:customStyle="1" w:styleId="Heading4Char">
+    <w:name w:val="Heading 4 Char"/>
+    <w:basedOn w:val="DefaultParagraphFont"/>
+    <w:link w:val="Heading4"/>
     <w:uiPriority w:val="9"/>
     <w:semiHidden/>
     <w:rsid w:val="0054162E"/>
@@ -2405,10 +2477,10 @@
       <w:color w:val="0F4761" w:themeColor="accent1" w:themeShade="BF"/>
     </w:rPr>
   </w:style>
-  <w:style w:type="character" w:customStyle="1" w:styleId="Ttulo5Car">
-    <w:name w:val="Título 5 Car"/>
-    <w:basedOn w:val="Fuentedeprrafopredeter"/>
-    <w:link w:val="Ttulo5"/>
+  <w:style w:type="character" w:customStyle="1" w:styleId="Heading5Char">
+    <w:name w:val="Heading 5 Char"/>
+    <w:basedOn w:val="DefaultParagraphFont"/>
+    <w:link w:val="Heading5"/>
     <w:uiPriority w:val="9"/>
     <w:semiHidden/>
     <w:rsid w:val="0054162E"/>
@@ -2417,10 +2489,10 @@
       <w:color w:val="0F4761" w:themeColor="accent1" w:themeShade="BF"/>
     </w:rPr>
   </w:style>
-  <w:style w:type="character" w:customStyle="1" w:styleId="Ttulo6Car">
-    <w:name w:val="Título 6 Car"/>
-    <w:basedOn w:val="Fuentedeprrafopredeter"/>
-    <w:link w:val="Ttulo6"/>
+  <w:style w:type="character" w:customStyle="1" w:styleId="Heading6Char">
+    <w:name w:val="Heading 6 Char"/>
+    <w:basedOn w:val="DefaultParagraphFont"/>
+    <w:link w:val="Heading6"/>
     <w:uiPriority w:val="9"/>
     <w:semiHidden/>
     <w:rsid w:val="0054162E"/>
@@ -2431,10 +2503,10 @@
       <w:color w:val="595959" w:themeColor="text1" w:themeTint="A6"/>
     </w:rPr>
   </w:style>
-  <w:style w:type="character" w:customStyle="1" w:styleId="Ttulo7Car">
-    <w:name w:val="Título 7 Car"/>
-    <w:basedOn w:val="Fuentedeprrafopredeter"/>
-    <w:link w:val="Ttulo7"/>
+  <w:style w:type="character" w:customStyle="1" w:styleId="Heading7Char">
+    <w:name w:val="Heading 7 Char"/>
+    <w:basedOn w:val="DefaultParagraphFont"/>
+    <w:link w:val="Heading7"/>
     <w:uiPriority w:val="9"/>
     <w:semiHidden/>
     <w:rsid w:val="0054162E"/>
@@ -2443,10 +2515,10 @@
       <w:color w:val="595959" w:themeColor="text1" w:themeTint="A6"/>
     </w:rPr>
   </w:style>
-  <w:style w:type="character" w:customStyle="1" w:styleId="Ttulo8Car">
-    <w:name w:val="Título 8 Car"/>
-    <w:basedOn w:val="Fuentedeprrafopredeter"/>
-    <w:link w:val="Ttulo8"/>
+  <w:style w:type="character" w:customStyle="1" w:styleId="Heading8Char">
+    <w:name w:val="Heading 8 Char"/>
+    <w:basedOn w:val="DefaultParagraphFont"/>
+    <w:link w:val="Heading8"/>
     <w:uiPriority w:val="9"/>
     <w:semiHidden/>
     <w:rsid w:val="0054162E"/>
@@ -2457,10 +2529,10 @@
       <w:color w:val="272727" w:themeColor="text1" w:themeTint="D8"/>
     </w:rPr>
   </w:style>
-  <w:style w:type="character" w:customStyle="1" w:styleId="Ttulo9Car">
-    <w:name w:val="Título 9 Car"/>
-    <w:basedOn w:val="Fuentedeprrafopredeter"/>
-    <w:link w:val="Ttulo9"/>
+  <w:style w:type="character" w:customStyle="1" w:styleId="Heading9Char">
+    <w:name w:val="Heading 9 Char"/>
+    <w:basedOn w:val="DefaultParagraphFont"/>
+    <w:link w:val="Heading9"/>
     <w:uiPriority w:val="9"/>
     <w:semiHidden/>
     <w:rsid w:val="0054162E"/>
@@ -2469,11 +2541,11 @@
       <w:color w:val="272727" w:themeColor="text1" w:themeTint="D8"/>
     </w:rPr>
   </w:style>
-  <w:style w:type="paragraph" w:styleId="Ttulo">
+  <w:style w:type="paragraph" w:styleId="Title">
     <w:name w:val="Title"/>
     <w:basedOn w:val="Normal"/>
     <w:next w:val="Normal"/>
-    <w:link w:val="TtuloCar"/>
+    <w:link w:val="TitleChar"/>
     <w:uiPriority w:val="10"/>
     <w:qFormat/>
     <w:rsid w:val="0054162E"/>
@@ -2489,10 +2561,10 @@
       <w:szCs w:val="56"/>
     </w:rPr>
   </w:style>
-  <w:style w:type="character" w:customStyle="1" w:styleId="TtuloCar">
-    <w:name w:val="Título Car"/>
-    <w:basedOn w:val="Fuentedeprrafopredeter"/>
-    <w:link w:val="Ttulo"/>
+  <w:style w:type="character" w:customStyle="1" w:styleId="TitleChar">
+    <w:name w:val="Title Char"/>
+    <w:basedOn w:val="DefaultParagraphFont"/>
+    <w:link w:val="Title"/>
     <w:uiPriority w:val="10"/>
     <w:rsid w:val="0054162E"/>
     <w:rPr>
@@ -2503,11 +2575,11 @@
       <w:szCs w:val="56"/>
     </w:rPr>
   </w:style>
-  <w:style w:type="paragraph" w:styleId="Subttulo">
+  <w:style w:type="paragraph" w:styleId="Subtitle">
     <w:name w:val="Subtitle"/>
     <w:basedOn w:val="Normal"/>
     <w:next w:val="Normal"/>
-    <w:link w:val="SubttuloCar"/>
+    <w:link w:val="SubtitleChar"/>
     <w:uiPriority w:val="11"/>
     <w:qFormat/>
     <w:rsid w:val="0054162E"/>
@@ -2524,10 +2596,10 @@
       <w:szCs w:val="28"/>
     </w:rPr>
   </w:style>
-  <w:style w:type="character" w:customStyle="1" w:styleId="SubttuloCar">
-    <w:name w:val="Subtítulo Car"/>
-    <w:basedOn w:val="Fuentedeprrafopredeter"/>
-    <w:link w:val="Subttulo"/>
+  <w:style w:type="character" w:customStyle="1" w:styleId="SubtitleChar">
+    <w:name w:val="Subtitle Char"/>
+    <w:basedOn w:val="DefaultParagraphFont"/>
+    <w:link w:val="Subtitle"/>
     <w:uiPriority w:val="11"/>
     <w:rsid w:val="0054162E"/>
     <w:rPr>
@@ -2538,11 +2610,11 @@
       <w:szCs w:val="28"/>
     </w:rPr>
   </w:style>
-  <w:style w:type="paragraph" w:styleId="Cita">
+  <w:style w:type="paragraph" w:styleId="Quote">
     <w:name w:val="Quote"/>
     <w:basedOn w:val="Normal"/>
     <w:next w:val="Normal"/>
-    <w:link w:val="CitaCar"/>
+    <w:link w:val="QuoteChar"/>
     <w:uiPriority w:val="29"/>
     <w:qFormat/>
     <w:rsid w:val="0054162E"/>
@@ -2556,10 +2628,10 @@
       <w:color w:val="404040" w:themeColor="text1" w:themeTint="BF"/>
     </w:rPr>
   </w:style>
-  <w:style w:type="character" w:customStyle="1" w:styleId="CitaCar">
-    <w:name w:val="Cita Car"/>
-    <w:basedOn w:val="Fuentedeprrafopredeter"/>
-    <w:link w:val="Cita"/>
+  <w:style w:type="character" w:customStyle="1" w:styleId="QuoteChar">
+    <w:name w:val="Quote Char"/>
+    <w:basedOn w:val="DefaultParagraphFont"/>
+    <w:link w:val="Quote"/>
     <w:uiPriority w:val="29"/>
     <w:rsid w:val="0054162E"/>
     <w:rPr>
@@ -2568,7 +2640,7 @@
       <w:color w:val="404040" w:themeColor="text1" w:themeTint="BF"/>
     </w:rPr>
   </w:style>
-  <w:style w:type="paragraph" w:styleId="Prrafodelista">
+  <w:style w:type="paragraph" w:styleId="ListParagraph">
     <w:name w:val="List Paragraph"/>
     <w:basedOn w:val="Normal"/>
     <w:uiPriority w:val="34"/>
@@ -2579,9 +2651,9 @@
       <w:contextualSpacing/>
     </w:pPr>
   </w:style>
-  <w:style w:type="character" w:styleId="nfasisintenso">
+  <w:style w:type="character" w:styleId="IntenseEmphasis">
     <w:name w:val="Intense Emphasis"/>
-    <w:basedOn w:val="Fuentedeprrafopredeter"/>
+    <w:basedOn w:val="DefaultParagraphFont"/>
     <w:uiPriority w:val="21"/>
     <w:qFormat/>
     <w:rsid w:val="0054162E"/>
@@ -2591,11 +2663,11 @@
       <w:color w:val="0F4761" w:themeColor="accent1" w:themeShade="BF"/>
     </w:rPr>
   </w:style>
-  <w:style w:type="paragraph" w:styleId="Citadestacada">
+  <w:style w:type="paragraph" w:styleId="IntenseQuote">
     <w:name w:val="Intense Quote"/>
     <w:basedOn w:val="Normal"/>
     <w:next w:val="Normal"/>
-    <w:link w:val="CitadestacadaCar"/>
+    <w:link w:val="IntenseQuoteChar"/>
     <w:uiPriority w:val="30"/>
     <w:qFormat/>
     <w:rsid w:val="0054162E"/>
@@ -2614,10 +2686,10 @@
       <w:color w:val="0F4761" w:themeColor="accent1" w:themeShade="BF"/>
     </w:rPr>
   </w:style>
-  <w:style w:type="character" w:customStyle="1" w:styleId="CitadestacadaCar">
-    <w:name w:val="Cita destacada Car"/>
-    <w:basedOn w:val="Fuentedeprrafopredeter"/>
-    <w:link w:val="Citadestacada"/>
+  <w:style w:type="character" w:customStyle="1" w:styleId="IntenseQuoteChar">
+    <w:name w:val="Intense Quote Char"/>
+    <w:basedOn w:val="DefaultParagraphFont"/>
+    <w:link w:val="IntenseQuote"/>
     <w:uiPriority w:val="30"/>
     <w:rsid w:val="0054162E"/>
     <w:rPr>
@@ -2626,9 +2698,9 @@
       <w:color w:val="0F4761" w:themeColor="accent1" w:themeShade="BF"/>
     </w:rPr>
   </w:style>
-  <w:style w:type="character" w:styleId="Referenciaintensa">
+  <w:style w:type="character" w:styleId="IntenseReference">
     <w:name w:val="Intense Reference"/>
-    <w:basedOn w:val="Fuentedeprrafopredeter"/>
+    <w:basedOn w:val="DefaultParagraphFont"/>
     <w:uiPriority w:val="32"/>
     <w:qFormat/>
     <w:rsid w:val="0054162E"/>
